--- a/public/documents/proekty-docx/11-polozhenie-ob-elektronnom-obuchenii.docx
+++ b/public/documents/proekty-docx/11-polozhenie-ob-elektronnom-obuchenii.docx
@@ -162,7 +162,7 @@
           <w:b w:val="0"/>
           <w:i w:val="0"/>
         </w:rPr>
-        <w:t>2.1. ЭИОС включает [ЗАПОЛНИТЬ: LMS], сайт, электронную почту, видеоконференцсвязь, хранилище материалов, средства контроля и технической поддержки.</w:t>
+        <w:t>2.1. ЭИОС включает образовательную платформу «Синтагма» (синтагма.рф), официальный сайт, электронную почту, средства коммуникации, хранилище материалов, контроля и технической поддержки.</w:t>
       </w:r>
     </w:p>
     <w:p>
@@ -337,7 +337,7 @@
           <w:b w:val="0"/>
           <w:i w:val="0"/>
         </w:rPr>
-        <w:t>4.2. Ответственные за технологии: [ЗАПОЛНИТЬ: Ф.И.О./должность], поддержка: [ЗАПОЛНИТЬ: телефон/e-mail], часы работы: [ЗАПОЛНИТЬ].</w:t>
+        <w:t>4.2. Ответственные за технологии: [ЗАПОЛНИТЬ: Ф.И.О./должность], поддержка: +7 495 336-35-55, +7 993 336-35-55, +7 993 336-45-55, CSZDPO@YA.RU, часы работы: [ЗАПОЛНИТЬ].</w:t>
       </w:r>
     </w:p>
     <w:p>
